--- a/Ivan_Kashuba_Curriculum_Vitae.docx
+++ b/Ivan_Kashuba_Curriculum_Vitae.docx
@@ -238,7 +238,7 @@
         <w:rPr>
           <w:lang w:val="en-US"/>
         </w:rPr>
-        <w:t>Research engineer and chemist-technologist with 10+ years of laboratory, R&amp;D and production experience in silver-halide single crystals and infrared light guides, optical coatings, glycolide monomer manufacturing and powder coatings. Combines hands-on experimentation and equipment commissioning with instrument-data interpretation, process troubleshooting, engineering calculations and technical documentation. Current independent work focuses on reproducible Python models, laboratory document automation and computational chemistry and bioinformatics foundations.</w:t>
+        <w:t>Research engineer and chemist-technologist with 10+ years of laboratory, R&amp;D and production experience in silver-halide single crystals and infrared light guides, optical coatings, glycolide monomer manufacturing and powder coatings for the corrosion protection of underground metal pipelines. Combines hands-on experimentation and equipment commissioning with instrument-data interpretation, process troubleshooting, engineering calculations and technical documentation. Current independent work focuses on reproducible Python models, laboratory document automation and computational chemistry and bioinformatics foundations.</w:t>
       </w:r>
     </w:p>
     <w:p>
@@ -317,7 +317,7 @@
                 <w:color w:val="1E2933"/>
                 <w:sz w:val="16"/>
               </w:rPr>
-              <w:t>Single crystals, infrared light guides, polymers, powder and optical coatings, glycolide, thermal-vacuum processing and extrusion.</w:t>
+              <w:t>Single crystals, infrared light guides, polymers, powder coatings for underground pipelines, optical coatings, glycolide, thermal-vacuum processing and extrusion.</w:t>
             </w:r>
           </w:p>
         </w:tc>
@@ -748,7 +748,7 @@
         <w:rPr>
           <w:lang w:val="en-US"/>
         </w:rPr>
-        <w:t>Helped establish and develop a powder-coatings R&amp;D laboratory by transferring, positioning, connecting and commissioning selected production equipment for laboratory use.</w:t>
+        <w:t>Helped establish and develop a powder-coatings R&amp;D laboratory for the corrosion protection of underground metal pipelines by transferring, positioning, connecting and commissioning selected production equipment for laboratory use.</w:t>
       </w:r>
     </w:p>
     <w:p>
@@ -828,7 +828,7 @@
         <w:rPr>
           <w:lang w:val="en-US"/>
         </w:rPr>
-        <w:t>Applied tribostatic powder spraying to heated test specimens; produced approximately 30 kg of experimental coating batches and assessed adhesion and cathodic disbondment.</w:t>
+        <w:t>Applied tribostatic powder spraying to heated test specimens; produced an estimated 30 kg of experimental coating batches and assessed adhesion and cathodic disbondment.</w:t>
       </w:r>
     </w:p>
     <w:tbl>
@@ -1011,7 +1011,7 @@
         <w:rPr>
           <w:lang w:val="en-US"/>
         </w:rPr>
-        <w:t>Contributed to production of approximately 600 kg of monomer for biodegradable polymer applications.</w:t>
+        <w:t>Contributed to production of an estimated 600 kg of monomer for biodegradable polymer applications.</w:t>
       </w:r>
     </w:p>
     <w:p>
@@ -1377,7 +1377,7 @@
         <w:rPr>
           <w:lang w:val="en-US"/>
         </w:rPr>
-        <w:t>Played a key hands-on role in a team that developed and implemented a flexible PMMA light-guide neonatal phototherapy lamp for treatment of hyperbilirubinaemia in premature infants.</w:t>
+        <w:t>In 2018–2021, in a four-person team, developed a flexible phototherapy lamp for newborns with hyperbilirubinaemia — several bonded layers of PMMA light guides, chosen for their transmission at the required wavelength; the LED source, lenses and control unit already existed, and the flexible lamp was our part of the work. Contract R&amp;D for an industrial manufacturer; a first production batch of 100 units was manufactured and went into clinical use.</w:t>
       </w:r>
     </w:p>
     <w:p>
@@ -1397,7 +1397,7 @@
         <w:rPr>
           <w:lang w:val="en-US"/>
         </w:rPr>
-        <w:t>Proposed automated laser engraving of PMMA light guides to create controlled side emission and identified suitable equipment suppliers.</w:t>
+        <w:t>Proposed automated laser engraving of PMMA light guides and identified suitable equipment suppliers.</w:t>
       </w:r>
     </w:p>
     <w:p>
@@ -1437,7 +1437,7 @@
         <w:rPr>
           <w:lang w:val="en-US"/>
         </w:rPr>
-        <w:t>Prepared a detailed written workflow for a substantial part of lamp production and assembly and participated in volunteer projects supporting children in orphanages.</w:t>
+        <w:t>Prepared the written workflow for lamp production and assembly and participated in volunteer projects supporting children in orphanages.</w:t>
       </w:r>
     </w:p>
     <w:p>
@@ -1668,7 +1668,7 @@
                 <w:color w:val="1E2933"/>
                 <w:sz w:val="20"/>
               </w:rPr>
-              <w:t>Completed Postgraduate Programme in Chemical Sciences</w:t>
+              <w:t>Postgraduate Programme in Physical Chemistry, completed (dissertation not defended)</w:t>
             </w:r>
             <w:r>
               <w:rPr>
@@ -1742,7 +1742,7 @@
         <w:rPr>
           <w:lang w:val="en-US"/>
         </w:rPr>
-        <w:t>Diploma qualification awarded: “Researcher; Teacher-Researcher.”</w:t>
+        <w:t>Diploma qualification awarded: “Researcher; Teacher-Researcher.” No doctoral degree awarded.</w:t>
       </w:r>
     </w:p>
     <w:p>
@@ -1871,7 +1871,7 @@
                 <w:color w:val="1E2933"/>
                 <w:sz w:val="20"/>
               </w:rPr>
-              <w:t>Specialist Degree in Chemical Technology</w:t>
+              <w:t>Specialist Degree in Chemical Technology — five-year full-time programme</w:t>
             </w:r>
             <w:r>
               <w:rPr>
@@ -2177,7 +2177,7 @@
                 <w:color w:val="1E2933"/>
                 <w:sz w:val="20"/>
               </w:rPr>
-              <w:t>Additional University Studies - Resource-Saving Technologies and Biotechnology</w:t>
+              <w:t>Master’s Programme - Resource-Saving Technologies and Biotechnology</w:t>
             </w:r>
             <w:r>
               <w:rPr>
@@ -2200,7 +2200,7 @@
                 <w:color w:val="5A6872"/>
                 <w:sz w:val="17"/>
               </w:rPr>
-              <w:t>Programme not completed because of international relocation</w:t>
+              <w:t>First year completed; discontinued on taking laboratory work and relocating</w:t>
             </w:r>
           </w:p>
         </w:tc>
@@ -2966,7 +2966,7 @@
         <w:rPr>
           <w:lang w:val="en-US"/>
         </w:rPr>
-        <w:t>Contributed practical manufacturing and process-development work to a flexible side-emitting PMMA light-guide lamp for neonatal phototherapy.</w:t>
+        <w:t>Contributed practical manufacturing and process-development work to a flexible PMMA light-guide lamp for neonatal phototherapy.</w:t>
       </w:r>
     </w:p>
     <w:p>
@@ -2986,7 +2986,7 @@
         <w:rPr>
           <w:lang w:val="en-US"/>
         </w:rPr>
-        <w:t>Proposed laser engraving for controlled side emission, identified equipment suppliers, co-assembled a UV-curing unit, machined connectors and documented assembly procedures.</w:t>
+        <w:t>Proposed laser engraving of the light guides, identified equipment suppliers, co-assembled a UV-curing unit, machined connectors and documented assembly procedures.</w:t>
       </w:r>
     </w:p>
     <w:p>
